--- a/Documentation/Working_Documents/Shrub_Hub_Design_Rationale.docx
+++ b/Documentation/Working_Documents/Shrub_Hub_Design_Rationale.docx
@@ -22304,7 +22304,19 @@
               <w:rPr>
                 <w:lang w:val="en-US"/>
               </w:rPr>
-              <w:t>Val13</w:t>
+              <w:t>Val</w:t>
+            </w:r>
+            <w:r>
+              <w:rPr>
+                <w:lang w:val="en-US"/>
+              </w:rPr>
+              <w:t>1</w:t>
+            </w:r>
+            <w:r>
+              <w:rPr>
+                <w:lang w:val="en-US"/>
+              </w:rPr>
+              <w:t>3</w:t>
             </w:r>
           </w:p>
         </w:tc>
@@ -22319,6 +22331,25 @@
                 <w:lang w:val="en-US"/>
               </w:rPr>
             </w:pPr>
+            <w:r>
+              <w:rPr>
+                <w:lang w:val="en-US"/>
+              </w:rPr>
+              <w:t>Ensure the device can fit through a</w:t>
+            </w:r>
+            <w:r>
+              <w:rPr>
+                <w:lang w:val="en-US"/>
+              </w:rPr>
+              <w:t xml:space="preserve"> Canada Post </w:t>
+            </w:r>
+            <w:r>
+              <w:rPr>
+                <w:lang w:val="en-US"/>
+              </w:rPr>
+              <w:lastRenderedPageBreak/>
+              <w:t>oversized letter mail slot</w:t>
+            </w:r>
           </w:p>
         </w:tc>
         <w:tc>
@@ -22332,6 +22363,13 @@
                 <w:lang w:val="en-US"/>
               </w:rPr>
             </w:pPr>
+            <w:r>
+              <w:rPr>
+                <w:lang w:val="en-US"/>
+              </w:rPr>
+              <w:lastRenderedPageBreak/>
+              <w:t>Brad</w:t>
+            </w:r>
           </w:p>
         </w:tc>
         <w:tc>
@@ -22345,6 +22383,18 @@
                 <w:lang w:val="en-US"/>
               </w:rPr>
             </w:pPr>
+            <w:r>
+              <w:rPr>
+                <w:lang w:val="en-US"/>
+              </w:rPr>
+              <w:t xml:space="preserve">Have volunteer maker </w:t>
+            </w:r>
+            <w:r>
+              <w:rPr>
+                <w:lang w:val="en-US"/>
+              </w:rPr>
+              <w:t>mail the device</w:t>
+            </w:r>
           </w:p>
         </w:tc>
         <w:tc>
@@ -22358,6 +22408,32 @@
                 <w:lang w:val="en-US"/>
               </w:rPr>
             </w:pPr>
+            <w:r>
+              <w:rPr>
+                <w:lang w:val="en-US"/>
+              </w:rPr>
+              <w:t xml:space="preserve">Maker </w:t>
+            </w:r>
+            <w:proofErr w:type="gramStart"/>
+            <w:r>
+              <w:rPr>
+                <w:lang w:val="en-US"/>
+              </w:rPr>
+              <w:t>is able to</w:t>
+            </w:r>
+            <w:proofErr w:type="gramEnd"/>
+            <w:r>
+              <w:rPr>
+                <w:lang w:val="en-US"/>
+              </w:rPr>
+              <w:t xml:space="preserve"> fit the </w:t>
+            </w:r>
+            <w:r>
+              <w:rPr>
+                <w:lang w:val="en-US"/>
+              </w:rPr>
+              <w:t>packaged device through an oversized Canada Post mail slot</w:t>
+            </w:r>
           </w:p>
         </w:tc>
         <w:tc>
@@ -22371,6 +22447,12 @@
                 <w:lang w:val="en-US"/>
               </w:rPr>
             </w:pPr>
+            <w:r>
+              <w:rPr>
+                <w:lang w:val="en-US"/>
+              </w:rPr>
+              <w:t>Pass</w:t>
+            </w:r>
           </w:p>
         </w:tc>
       </w:tr>
@@ -22421,20 +22503,13 @@
               <w:rPr>
                 <w:lang w:val="en-US"/>
               </w:rPr>
-              <w:t>Ensure the device can fit through a</w:t>
-            </w:r>
-            <w:r>
-              <w:rPr>
-                <w:lang w:val="en-US"/>
-              </w:rPr>
-              <w:t xml:space="preserve"> Canada Post </w:t>
-            </w:r>
-            <w:r>
-              <w:rPr>
-                <w:lang w:val="en-US"/>
-              </w:rPr>
-              <w:lastRenderedPageBreak/>
-              <w:t>oversized letter mail slot</w:t>
+              <w:t>Ensure that the device does not get damaged in the mail</w:t>
+            </w:r>
+            <w:r>
+              <w:rPr>
+                <w:lang w:val="en-US"/>
+              </w:rPr>
+              <w:t>.</w:t>
             </w:r>
           </w:p>
         </w:tc>
@@ -22491,34 +22566,21 @@
               <w:rPr>
                 <w:lang w:val="en-US"/>
               </w:rPr>
-              <w:t xml:space="preserve">Maker </w:t>
+              <w:t xml:space="preserve">Maker is able to mail the </w:t>
             </w:r>
             <w:proofErr w:type="gramStart"/>
             <w:r>
               <w:rPr>
                 <w:lang w:val="en-US"/>
               </w:rPr>
-              <w:t>is able to</w:t>
+              <w:t>device</w:t>
             </w:r>
             <w:proofErr w:type="gramEnd"/>
             <w:r>
               <w:rPr>
                 <w:lang w:val="en-US"/>
               </w:rPr>
-              <w:t xml:space="preserve"> fit the </w:t>
-            </w:r>
-            <w:r>
-              <w:rPr>
-                <w:lang w:val="en-US"/>
-              </w:rPr>
-              <w:t xml:space="preserve">packaged device </w:t>
-            </w:r>
-            <w:r>
-              <w:rPr>
-                <w:lang w:val="en-US"/>
-              </w:rPr>
-              <w:lastRenderedPageBreak/>
-              <w:t>through an oversized Canada Post mail slot</w:t>
+              <w:t xml:space="preserve"> and it arrives without damage</w:t>
             </w:r>
           </w:p>
         </w:tc>
@@ -22529,151 +22591,6 @@
           <w:p>
             <w:pPr>
               <w:cnfStyle w:val="000000000000" w:firstRow="0" w:lastRow="0" w:firstColumn="0" w:lastColumn="0" w:oddVBand="0" w:evenVBand="0" w:oddHBand="0" w:evenHBand="0" w:firstRowFirstColumn="0" w:firstRowLastColumn="0" w:lastRowFirstColumn="0" w:lastRowLastColumn="0"/>
-              <w:rPr>
-                <w:lang w:val="en-US"/>
-              </w:rPr>
-            </w:pPr>
-          </w:p>
-        </w:tc>
-      </w:tr>
-      <w:tr>
-        <w:trPr>
-          <w:cnfStyle w:val="000000100000" w:firstRow="0" w:lastRow="0" w:firstColumn="0" w:lastColumn="0" w:oddVBand="0" w:evenVBand="0" w:oddHBand="1" w:evenHBand="0" w:firstRowFirstColumn="0" w:firstRowLastColumn="0" w:lastRowFirstColumn="0" w:lastRowLastColumn="0"/>
-        </w:trPr>
-        <w:tc>
-          <w:tcPr>
-            <w:cnfStyle w:val="001000000000" w:firstRow="0" w:lastRow="0" w:firstColumn="1" w:lastColumn="0" w:oddVBand="0" w:evenVBand="0" w:oddHBand="0" w:evenHBand="0" w:firstRowFirstColumn="0" w:firstRowLastColumn="0" w:lastRowFirstColumn="0" w:lastRowLastColumn="0"/>
-            <w:tcW w:w="2158" w:type="dxa"/>
-          </w:tcPr>
-          <w:p>
-            <w:pPr>
-              <w:rPr>
-                <w:lang w:val="en-US"/>
-              </w:rPr>
-            </w:pPr>
-            <w:r>
-              <w:rPr>
-                <w:lang w:val="en-US"/>
-              </w:rPr>
-              <w:t>Val</w:t>
-            </w:r>
-            <w:r>
-              <w:rPr>
-                <w:lang w:val="en-US"/>
-              </w:rPr>
-              <w:t>1</w:t>
-            </w:r>
-            <w:r>
-              <w:rPr>
-                <w:lang w:val="en-US"/>
-              </w:rPr>
-              <w:t>5</w:t>
-            </w:r>
-          </w:p>
-        </w:tc>
-        <w:tc>
-          <w:tcPr>
-            <w:tcW w:w="2158" w:type="dxa"/>
-          </w:tcPr>
-          <w:p>
-            <w:pPr>
-              <w:cnfStyle w:val="000000100000" w:firstRow="0" w:lastRow="0" w:firstColumn="0" w:lastColumn="0" w:oddVBand="0" w:evenVBand="0" w:oddHBand="1" w:evenHBand="0" w:firstRowFirstColumn="0" w:firstRowLastColumn="0" w:lastRowFirstColumn="0" w:lastRowLastColumn="0"/>
-              <w:rPr>
-                <w:lang w:val="en-US"/>
-              </w:rPr>
-            </w:pPr>
-            <w:r>
-              <w:rPr>
-                <w:lang w:val="en-US"/>
-              </w:rPr>
-              <w:t>Ensure that the device does not get damaged in the mail</w:t>
-            </w:r>
-            <w:r>
-              <w:rPr>
-                <w:lang w:val="en-US"/>
-              </w:rPr>
-              <w:t>.</w:t>
-            </w:r>
-          </w:p>
-        </w:tc>
-        <w:tc>
-          <w:tcPr>
-            <w:tcW w:w="2158" w:type="dxa"/>
-          </w:tcPr>
-          <w:p>
-            <w:pPr>
-              <w:cnfStyle w:val="000000100000" w:firstRow="0" w:lastRow="0" w:firstColumn="0" w:lastColumn="0" w:oddVBand="0" w:evenVBand="0" w:oddHBand="1" w:evenHBand="0" w:firstRowFirstColumn="0" w:firstRowLastColumn="0" w:lastRowFirstColumn="0" w:lastRowLastColumn="0"/>
-              <w:rPr>
-                <w:lang w:val="en-US"/>
-              </w:rPr>
-            </w:pPr>
-          </w:p>
-        </w:tc>
-        <w:tc>
-          <w:tcPr>
-            <w:tcW w:w="2158" w:type="dxa"/>
-          </w:tcPr>
-          <w:p>
-            <w:pPr>
-              <w:cnfStyle w:val="000000100000" w:firstRow="0" w:lastRow="0" w:firstColumn="0" w:lastColumn="0" w:oddVBand="0" w:evenVBand="0" w:oddHBand="1" w:evenHBand="0" w:firstRowFirstColumn="0" w:firstRowLastColumn="0" w:lastRowFirstColumn="0" w:lastRowLastColumn="0"/>
-              <w:rPr>
-                <w:lang w:val="en-US"/>
-              </w:rPr>
-            </w:pPr>
-            <w:r>
-              <w:rPr>
-                <w:lang w:val="en-US"/>
-              </w:rPr>
-              <w:t xml:space="preserve">Have volunteer maker </w:t>
-            </w:r>
-            <w:r>
-              <w:rPr>
-                <w:lang w:val="en-US"/>
-              </w:rPr>
-              <w:t>mail the device</w:t>
-            </w:r>
-          </w:p>
-        </w:tc>
-        <w:tc>
-          <w:tcPr>
-            <w:tcW w:w="2159" w:type="dxa"/>
-          </w:tcPr>
-          <w:p>
-            <w:pPr>
-              <w:cnfStyle w:val="000000100000" w:firstRow="0" w:lastRow="0" w:firstColumn="0" w:lastColumn="0" w:oddVBand="0" w:evenVBand="0" w:oddHBand="1" w:evenHBand="0" w:firstRowFirstColumn="0" w:firstRowLastColumn="0" w:lastRowFirstColumn="0" w:lastRowLastColumn="0"/>
-              <w:rPr>
-                <w:lang w:val="en-US"/>
-              </w:rPr>
-            </w:pPr>
-            <w:r>
-              <w:rPr>
-                <w:lang w:val="en-US"/>
-              </w:rPr>
-              <w:t xml:space="preserve">Maker is able to mail the </w:t>
-            </w:r>
-            <w:proofErr w:type="gramStart"/>
-            <w:r>
-              <w:rPr>
-                <w:lang w:val="en-US"/>
-              </w:rPr>
-              <w:t>device</w:t>
-            </w:r>
-            <w:proofErr w:type="gramEnd"/>
-            <w:r>
-              <w:rPr>
-                <w:lang w:val="en-US"/>
-              </w:rPr>
-              <w:t xml:space="preserve"> and it arrives without damage</w:t>
-            </w:r>
-          </w:p>
-        </w:tc>
-        <w:tc>
-          <w:tcPr>
-            <w:tcW w:w="2159" w:type="dxa"/>
-          </w:tcPr>
-          <w:p>
-            <w:pPr>
-              <w:cnfStyle w:val="000000100000" w:firstRow="0" w:lastRow="0" w:firstColumn="0" w:lastColumn="0" w:oddVBand="0" w:evenVBand="0" w:oddHBand="1" w:evenHBand="0" w:firstRowFirstColumn="0" w:firstRowLastColumn="0" w:lastRowFirstColumn="0" w:lastRowLastColumn="0"/>
               <w:rPr>
                 <w:lang w:val="en-US"/>
               </w:rPr>
@@ -31886,6 +31803,7 @@
   <w:style w:type="character" w:default="1" w:styleId="DefaultParagraphFont">
     <w:name w:val="Default Paragraph Font"/>
     <w:uiPriority w:val="1"/>
+    <w:semiHidden/>
     <w:unhideWhenUsed/>
   </w:style>
   <w:style w:type="table" w:default="1" w:styleId="TableNormal">
@@ -33063,6 +32981,15 @@
 </file>
 
 <file path=customXml/item1.xml><?xml version="1.0" encoding="utf-8"?>
+<?mso-contentType ?>
+<FormTemplates xmlns="http://schemas.microsoft.com/sharepoint/v3/contenttype/forms">
+  <Display>DocumentLibraryForm</Display>
+  <Edit>DocumentLibraryForm</Edit>
+  <New>DocumentLibraryForm</New>
+</FormTemplates>
+</file>
+
+<file path=customXml/item2.xml><?xml version="1.0" encoding="utf-8"?>
 <ct:contentTypeSchema xmlns:ct="http://schemas.microsoft.com/office/2006/metadata/contentType" xmlns:ma="http://schemas.microsoft.com/office/2006/metadata/properties/metaAttributes" ct:_="" ma:_="" ma:contentTypeName="Document" ma:contentTypeID="0x010100B51EC7ECFAC78D4E8EF6CBAFFF0B3505" ma:contentTypeVersion="19" ma:contentTypeDescription="Create a new document." ma:contentTypeScope="" ma:versionID="5d9401e09799b0dc5f93c06ba9768007">
   <xsd:schema xmlns:xsd="http://www.w3.org/2001/XMLSchema" xmlns:xs="http://www.w3.org/2001/XMLSchema" xmlns:p="http://schemas.microsoft.com/office/2006/metadata/properties" xmlns:ns2="cf9f6c1f-8ad0-4eb8-bb2b-fb0b622a341e" xmlns:ns3="72c39c84-b0a3-45a2-a38c-ff46bb47f11f" targetNamespace="http://schemas.microsoft.com/office/2006/metadata/properties" ma:root="true" ma:fieldsID="70cec36318042db763ca353140da6103" ns2:_="" ns3:_="">
     <xsd:import namespace="cf9f6c1f-8ad0-4eb8-bb2b-fb0b622a341e"/>
@@ -33317,17 +33244,8 @@
 </ct:contentTypeSchema>
 </file>
 
-<file path=customXml/item2.xml><?xml version="1.0" encoding="utf-8"?>
+<file path=customXml/item3.xml><?xml version="1.0" encoding="utf-8"?>
 <b:Sources xmlns:b="http://schemas.openxmlformats.org/officeDocument/2006/bibliography" xmlns="http://schemas.openxmlformats.org/officeDocument/2006/bibliography" SelectedStyle="\APASixthEditionOfficeOnline.xsl" StyleName="APA" Version="6"/>
-</file>
-
-<file path=customXml/item3.xml><?xml version="1.0" encoding="utf-8"?>
-<?mso-contentType ?>
-<FormTemplates xmlns="http://schemas.microsoft.com/sharepoint/v3/contenttype/forms">
-  <Display>DocumentLibraryForm</Display>
-  <Edit>DocumentLibraryForm</Edit>
-  <New>DocumentLibraryForm</New>
-</FormTemplates>
 </file>
 
 <file path=customXml/item4.xml><?xml version="1.0" encoding="utf-8"?>
@@ -33342,6 +33260,14 @@
 </file>
 
 <file path=customXml/itemProps1.xml><?xml version="1.0" encoding="utf-8"?>
+<ds:datastoreItem xmlns:ds="http://schemas.openxmlformats.org/officeDocument/2006/customXml" ds:itemID="{6F0D11E1-4A7D-4AF9-A456-A7E3E7138860}">
+  <ds:schemaRefs>
+    <ds:schemaRef ds:uri="http://schemas.microsoft.com/sharepoint/v3/contenttype/forms"/>
+  </ds:schemaRefs>
+</ds:datastoreItem>
+</file>
+
+<file path=customXml/itemProps2.xml><?xml version="1.0" encoding="utf-8"?>
 <ds:datastoreItem xmlns:ds="http://schemas.openxmlformats.org/officeDocument/2006/customXml" ds:itemID="{67C6C29E-D1FD-4125-A3F6-AD465E2621E7}">
   <ds:schemaRefs>
     <ds:schemaRef ds:uri="http://schemas.microsoft.com/office/2006/metadata/contentType"/>
@@ -33360,18 +33286,10 @@
 </ds:datastoreItem>
 </file>
 
-<file path=customXml/itemProps2.xml><?xml version="1.0" encoding="utf-8"?>
+<file path=customXml/itemProps3.xml><?xml version="1.0" encoding="utf-8"?>
 <ds:datastoreItem xmlns:ds="http://schemas.openxmlformats.org/officeDocument/2006/customXml" ds:itemID="{13572229-D031-43ED-8F0C-E1EBE9F1AD81}">
   <ds:schemaRefs>
     <ds:schemaRef ds:uri="http://schemas.openxmlformats.org/officeDocument/2006/bibliography"/>
-  </ds:schemaRefs>
-</ds:datastoreItem>
-</file>
-
-<file path=customXml/itemProps3.xml><?xml version="1.0" encoding="utf-8"?>
-<ds:datastoreItem xmlns:ds="http://schemas.openxmlformats.org/officeDocument/2006/customXml" ds:itemID="{6F0D11E1-4A7D-4AF9-A456-A7E3E7138860}">
-  <ds:schemaRefs>
-    <ds:schemaRef ds:uri="http://schemas.microsoft.com/sharepoint/v3/contenttype/forms"/>
   </ds:schemaRefs>
 </ds:datastoreItem>
 </file>
